--- a/docs/ugc-scripts/UGC לגברים.docx
+++ b/docs/ugc-scripts/UGC לגברים.docx
@@ -6,7 +6,7 @@
       <w:pPr>
         <w:bidi w:val="1"/>
         <w:spacing w:after="200" w:before="0" w:line="300" w:lineRule="auto"/>
-        <w:jc w:val="right"/>
+        <w:jc w:val="center"/>
       </w:pPr>
       <w:r>
         <w:rPr>
@@ -24,7 +24,7 @@
       <w:pPr>
         <w:bidi w:val="1"/>
         <w:spacing w:after="280" w:before="0" w:line="300" w:lineRule="auto"/>
-        <w:jc w:val="right"/>
+        <w:jc w:val="left"/>
       </w:pPr>
       <w:r>
         <w:rPr>
@@ -40,8 +40,8 @@
     <w:p>
       <w:pPr>
         <w:bidi w:val="1"/>
-        <w:spacing w:after="120" w:before="280" w:line="300" w:lineRule="auto"/>
-        <w:jc w:val="right"/>
+        <w:spacing w:after="160" w:before="360" w:line="300" w:lineRule="auto"/>
+        <w:jc w:val="center"/>
       </w:pPr>
       <w:r>
         <w:rPr>
@@ -60,7 +60,7 @@
       <w:pPr>
         <w:bidi w:val="1"/>
         <w:spacing w:after="80" w:line="300" w:lineRule="auto"/>
-        <w:jc w:val="right"/>
+        <w:jc w:val="left"/>
       </w:pPr>
       <w:r>
         <w:rPr>
@@ -88,7 +88,7 @@
       <w:pPr>
         <w:bidi w:val="1"/>
         <w:spacing w:after="80" w:line="300" w:lineRule="auto"/>
-        <w:jc w:val="right"/>
+        <w:jc w:val="left"/>
       </w:pPr>
       <w:r>
         <w:rPr>
@@ -117,7 +117,7 @@
       <w:pPr>
         <w:bidi w:val="1"/>
         <w:spacing w:after="40" w:before="0" w:line="300" w:lineRule="auto"/>
-        <w:jc w:val="right"/>
+        <w:jc w:val="left"/>
       </w:pPr>
       <w:r>
         <w:rPr>
@@ -135,7 +135,7 @@
       <w:pPr>
         <w:bidi w:val="1"/>
         <w:spacing w:after="160" w:before="0" w:line="300" w:lineRule="auto"/>
-        <w:jc w:val="right"/>
+        <w:jc w:val="left"/>
       </w:pPr>
       <w:r>
         <w:rPr>
@@ -152,7 +152,7 @@
       <w:pPr>
         <w:bidi w:val="1"/>
         <w:spacing w:after="40" w:before="0" w:line="300" w:lineRule="auto"/>
-        <w:jc w:val="right"/>
+        <w:jc w:val="left"/>
       </w:pPr>
       <w:r>
         <w:rPr>
@@ -170,7 +170,7 @@
       <w:pPr>
         <w:bidi w:val="1"/>
         <w:spacing w:after="160" w:before="0" w:line="300" w:lineRule="auto"/>
-        <w:jc w:val="right"/>
+        <w:jc w:val="left"/>
       </w:pPr>
       <w:r>
         <w:rPr>
@@ -187,7 +187,7 @@
       <w:pPr>
         <w:bidi w:val="1"/>
         <w:spacing w:after="40" w:before="0" w:line="300" w:lineRule="auto"/>
-        <w:jc w:val="right"/>
+        <w:jc w:val="left"/>
       </w:pPr>
       <w:r>
         <w:rPr>
@@ -205,7 +205,7 @@
       <w:pPr>
         <w:bidi w:val="1"/>
         <w:spacing w:after="160" w:before="0" w:line="300" w:lineRule="auto"/>
-        <w:jc w:val="right"/>
+        <w:jc w:val="left"/>
       </w:pPr>
       <w:r>
         <w:rPr>
@@ -222,7 +222,7 @@
       <w:pPr>
         <w:bidi w:val="1"/>
         <w:spacing w:after="80" w:before="0" w:line="300" w:lineRule="auto"/>
-        <w:jc w:val="right"/>
+        <w:jc w:val="left"/>
       </w:pPr>
       <w:r>
         <w:rPr>
@@ -240,7 +240,7 @@
       <w:pPr>
         <w:bidi w:val="1"/>
         <w:spacing w:after="160" w:before="0" w:line="300" w:lineRule="auto"/>
-        <w:jc w:val="right"/>
+        <w:jc w:val="left"/>
       </w:pPr>
       <w:r>
         <w:rPr>
@@ -257,7 +257,7 @@
       <w:pPr>
         <w:bidi w:val="1"/>
         <w:spacing w:after="160" w:before="0" w:line="300" w:lineRule="auto"/>
-        <w:jc w:val="right"/>
+        <w:jc w:val="left"/>
       </w:pPr>
       <w:r>
         <w:rPr>
@@ -274,7 +274,7 @@
       <w:pPr>
         <w:bidi w:val="1"/>
         <w:spacing w:after="160" w:before="0" w:line="300" w:lineRule="auto"/>
-        <w:jc w:val="right"/>
+        <w:jc w:val="left"/>
       </w:pPr>
       <w:r>
         <w:rPr>
@@ -291,7 +291,7 @@
       <w:pPr>
         <w:bidi w:val="1"/>
         <w:spacing w:after="160" w:before="0" w:line="300" w:lineRule="auto"/>
-        <w:jc w:val="right"/>
+        <w:jc w:val="left"/>
       </w:pPr>
       <w:r>
         <w:rPr>
@@ -308,7 +308,7 @@
       <w:pPr>
         <w:bidi w:val="1"/>
         <w:spacing w:after="160" w:before="0" w:line="300" w:lineRule="auto"/>
-        <w:jc w:val="right"/>
+        <w:jc w:val="left"/>
       </w:pPr>
       <w:r>
         <w:rPr>
@@ -325,7 +325,7 @@
       <w:pPr>
         <w:bidi w:val="1"/>
         <w:spacing w:after="80" w:before="0" w:line="300" w:lineRule="auto"/>
-        <w:jc w:val="right"/>
+        <w:jc w:val="left"/>
       </w:pPr>
       <w:r>
         <w:rPr>
@@ -343,7 +343,7 @@
       <w:pPr>
         <w:bidi w:val="1"/>
         <w:spacing w:after="160" w:before="0" w:line="300" w:lineRule="auto"/>
-        <w:jc w:val="right"/>
+        <w:jc w:val="left"/>
       </w:pPr>
       <w:r>
         <w:rPr>
@@ -360,7 +360,7 @@
       <w:pPr>
         <w:bidi w:val="1"/>
         <w:spacing w:after="360"/>
-        <w:jc w:val="right"/>
+        <w:jc w:val="left"/>
       </w:pPr>
       <w:r>
         <w:rPr>
@@ -385,8 +385,8 @@
     <w:p>
       <w:pPr>
         <w:bidi w:val="1"/>
-        <w:spacing w:after="120" w:before="280" w:line="300" w:lineRule="auto"/>
-        <w:jc w:val="right"/>
+        <w:spacing w:after="160" w:before="360" w:line="300" w:lineRule="auto"/>
+        <w:jc w:val="center"/>
       </w:pPr>
       <w:r>
         <w:rPr>
@@ -405,7 +405,7 @@
       <w:pPr>
         <w:bidi w:val="1"/>
         <w:spacing w:after="80" w:line="300" w:lineRule="auto"/>
-        <w:jc w:val="right"/>
+        <w:jc w:val="left"/>
       </w:pPr>
       <w:r>
         <w:rPr>
@@ -433,7 +433,7 @@
       <w:pPr>
         <w:bidi w:val="1"/>
         <w:spacing w:after="80" w:line="300" w:lineRule="auto"/>
-        <w:jc w:val="right"/>
+        <w:jc w:val="left"/>
       </w:pPr>
       <w:r>
         <w:rPr>
@@ -462,7 +462,7 @@
       <w:pPr>
         <w:bidi w:val="1"/>
         <w:spacing w:after="40" w:before="0" w:line="300" w:lineRule="auto"/>
-        <w:jc w:val="right"/>
+        <w:jc w:val="left"/>
       </w:pPr>
       <w:r>
         <w:rPr>
@@ -480,7 +480,7 @@
       <w:pPr>
         <w:bidi w:val="1"/>
         <w:spacing w:after="160" w:before="0" w:line="300" w:lineRule="auto"/>
-        <w:jc w:val="right"/>
+        <w:jc w:val="left"/>
       </w:pPr>
       <w:r>
         <w:rPr>
@@ -497,7 +497,7 @@
       <w:pPr>
         <w:bidi w:val="1"/>
         <w:spacing w:after="40" w:before="0" w:line="300" w:lineRule="auto"/>
-        <w:jc w:val="right"/>
+        <w:jc w:val="left"/>
       </w:pPr>
       <w:r>
         <w:rPr>
@@ -515,7 +515,7 @@
       <w:pPr>
         <w:bidi w:val="1"/>
         <w:spacing w:after="160" w:before="0" w:line="300" w:lineRule="auto"/>
-        <w:jc w:val="right"/>
+        <w:jc w:val="left"/>
       </w:pPr>
       <w:r>
         <w:rPr>
@@ -532,7 +532,7 @@
       <w:pPr>
         <w:bidi w:val="1"/>
         <w:spacing w:after="40" w:before="0" w:line="300" w:lineRule="auto"/>
-        <w:jc w:val="right"/>
+        <w:jc w:val="left"/>
       </w:pPr>
       <w:r>
         <w:rPr>
@@ -550,7 +550,7 @@
       <w:pPr>
         <w:bidi w:val="1"/>
         <w:spacing w:after="160" w:before="0" w:line="300" w:lineRule="auto"/>
-        <w:jc w:val="right"/>
+        <w:jc w:val="left"/>
       </w:pPr>
       <w:r>
         <w:rPr>
@@ -567,7 +567,7 @@
       <w:pPr>
         <w:bidi w:val="1"/>
         <w:spacing w:after="80" w:before="0" w:line="300" w:lineRule="auto"/>
-        <w:jc w:val="right"/>
+        <w:jc w:val="left"/>
       </w:pPr>
       <w:r>
         <w:rPr>
@@ -585,7 +585,7 @@
       <w:pPr>
         <w:bidi w:val="1"/>
         <w:spacing w:after="160" w:before="0" w:line="300" w:lineRule="auto"/>
-        <w:jc w:val="right"/>
+        <w:jc w:val="left"/>
       </w:pPr>
       <w:r>
         <w:rPr>
@@ -602,7 +602,7 @@
       <w:pPr>
         <w:bidi w:val="1"/>
         <w:spacing w:after="160" w:before="0" w:line="300" w:lineRule="auto"/>
-        <w:jc w:val="right"/>
+        <w:jc w:val="left"/>
       </w:pPr>
       <w:r>
         <w:rPr>
@@ -619,7 +619,7 @@
       <w:pPr>
         <w:bidi w:val="1"/>
         <w:spacing w:after="160" w:before="0" w:line="300" w:lineRule="auto"/>
-        <w:jc w:val="right"/>
+        <w:jc w:val="left"/>
       </w:pPr>
       <w:r>
         <w:rPr>
@@ -636,7 +636,7 @@
       <w:pPr>
         <w:bidi w:val="1"/>
         <w:spacing w:after="160" w:before="0" w:line="300" w:lineRule="auto"/>
-        <w:jc w:val="right"/>
+        <w:jc w:val="left"/>
       </w:pPr>
       <w:r>
         <w:rPr>
@@ -653,7 +653,7 @@
       <w:pPr>
         <w:bidi w:val="1"/>
         <w:spacing w:after="160" w:before="0" w:line="300" w:lineRule="auto"/>
-        <w:jc w:val="right"/>
+        <w:jc w:val="left"/>
       </w:pPr>
       <w:r>
         <w:rPr>
@@ -670,7 +670,7 @@
       <w:pPr>
         <w:bidi w:val="1"/>
         <w:spacing w:after="80" w:before="0" w:line="300" w:lineRule="auto"/>
-        <w:jc w:val="right"/>
+        <w:jc w:val="left"/>
       </w:pPr>
       <w:r>
         <w:rPr>
@@ -688,7 +688,7 @@
       <w:pPr>
         <w:bidi w:val="1"/>
         <w:spacing w:after="160" w:before="0" w:line="300" w:lineRule="auto"/>
-        <w:jc w:val="right"/>
+        <w:jc w:val="left"/>
       </w:pPr>
       <w:r>
         <w:rPr>
@@ -705,7 +705,7 @@
       <w:pPr>
         <w:bidi w:val="1"/>
         <w:spacing w:after="360"/>
-        <w:jc w:val="right"/>
+        <w:jc w:val="left"/>
       </w:pPr>
       <w:r>
         <w:rPr>
@@ -730,8 +730,8 @@
     <w:p>
       <w:pPr>
         <w:bidi w:val="1"/>
-        <w:spacing w:after="120" w:before="280" w:line="300" w:lineRule="auto"/>
-        <w:jc w:val="right"/>
+        <w:spacing w:after="160" w:before="360" w:line="300" w:lineRule="auto"/>
+        <w:jc w:val="center"/>
       </w:pPr>
       <w:r>
         <w:rPr>
@@ -750,7 +750,7 @@
       <w:pPr>
         <w:bidi w:val="1"/>
         <w:spacing w:after="80" w:line="300" w:lineRule="auto"/>
-        <w:jc w:val="right"/>
+        <w:jc w:val="left"/>
       </w:pPr>
       <w:r>
         <w:rPr>
@@ -778,7 +778,7 @@
       <w:pPr>
         <w:bidi w:val="1"/>
         <w:spacing w:after="80" w:line="300" w:lineRule="auto"/>
-        <w:jc w:val="right"/>
+        <w:jc w:val="left"/>
       </w:pPr>
       <w:r>
         <w:rPr>
@@ -807,7 +807,7 @@
       <w:pPr>
         <w:bidi w:val="1"/>
         <w:spacing w:after="40" w:before="0" w:line="300" w:lineRule="auto"/>
-        <w:jc w:val="right"/>
+        <w:jc w:val="left"/>
       </w:pPr>
       <w:r>
         <w:rPr>
@@ -825,7 +825,7 @@
       <w:pPr>
         <w:bidi w:val="1"/>
         <w:spacing w:after="160" w:before="0" w:line="300" w:lineRule="auto"/>
-        <w:jc w:val="right"/>
+        <w:jc w:val="left"/>
       </w:pPr>
       <w:r>
         <w:rPr>
@@ -842,7 +842,7 @@
       <w:pPr>
         <w:bidi w:val="1"/>
         <w:spacing w:after="40" w:before="0" w:line="300" w:lineRule="auto"/>
-        <w:jc w:val="right"/>
+        <w:jc w:val="left"/>
       </w:pPr>
       <w:r>
         <w:rPr>
@@ -860,7 +860,7 @@
       <w:pPr>
         <w:bidi w:val="1"/>
         <w:spacing w:after="160" w:before="0" w:line="300" w:lineRule="auto"/>
-        <w:jc w:val="right"/>
+        <w:jc w:val="left"/>
       </w:pPr>
       <w:r>
         <w:rPr>
@@ -877,7 +877,7 @@
       <w:pPr>
         <w:bidi w:val="1"/>
         <w:spacing w:after="40" w:before="0" w:line="300" w:lineRule="auto"/>
-        <w:jc w:val="right"/>
+        <w:jc w:val="left"/>
       </w:pPr>
       <w:r>
         <w:rPr>
@@ -895,7 +895,7 @@
       <w:pPr>
         <w:bidi w:val="1"/>
         <w:spacing w:after="160" w:before="0" w:line="300" w:lineRule="auto"/>
-        <w:jc w:val="right"/>
+        <w:jc w:val="left"/>
       </w:pPr>
       <w:r>
         <w:rPr>
@@ -912,7 +912,7 @@
       <w:pPr>
         <w:bidi w:val="1"/>
         <w:spacing w:after="80" w:before="0" w:line="300" w:lineRule="auto"/>
-        <w:jc w:val="right"/>
+        <w:jc w:val="left"/>
       </w:pPr>
       <w:r>
         <w:rPr>
@@ -930,7 +930,7 @@
       <w:pPr>
         <w:bidi w:val="1"/>
         <w:spacing w:after="160" w:before="0" w:line="300" w:lineRule="auto"/>
-        <w:jc w:val="right"/>
+        <w:jc w:val="left"/>
       </w:pPr>
       <w:r>
         <w:rPr>
@@ -947,7 +947,7 @@
       <w:pPr>
         <w:bidi w:val="1"/>
         <w:spacing w:after="160" w:before="0" w:line="300" w:lineRule="auto"/>
-        <w:jc w:val="right"/>
+        <w:jc w:val="left"/>
       </w:pPr>
       <w:r>
         <w:rPr>
@@ -964,7 +964,7 @@
       <w:pPr>
         <w:bidi w:val="1"/>
         <w:spacing w:after="160" w:before="0" w:line="300" w:lineRule="auto"/>
-        <w:jc w:val="right"/>
+        <w:jc w:val="left"/>
       </w:pPr>
       <w:r>
         <w:rPr>
@@ -981,7 +981,7 @@
       <w:pPr>
         <w:bidi w:val="1"/>
         <w:spacing w:after="160" w:before="0" w:line="300" w:lineRule="auto"/>
-        <w:jc w:val="right"/>
+        <w:jc w:val="left"/>
       </w:pPr>
       <w:r>
         <w:rPr>
@@ -998,7 +998,7 @@
       <w:pPr>
         <w:bidi w:val="1"/>
         <w:spacing w:after="160" w:before="0" w:line="300" w:lineRule="auto"/>
-        <w:jc w:val="right"/>
+        <w:jc w:val="left"/>
       </w:pPr>
       <w:r>
         <w:rPr>
@@ -1015,7 +1015,7 @@
       <w:pPr>
         <w:bidi w:val="1"/>
         <w:spacing w:after="80" w:before="0" w:line="300" w:lineRule="auto"/>
-        <w:jc w:val="right"/>
+        <w:jc w:val="left"/>
       </w:pPr>
       <w:r>
         <w:rPr>
@@ -1033,7 +1033,7 @@
       <w:pPr>
         <w:bidi w:val="1"/>
         <w:spacing w:after="160" w:before="0" w:line="300" w:lineRule="auto"/>
-        <w:jc w:val="right"/>
+        <w:jc w:val="left"/>
       </w:pPr>
       <w:r>
         <w:rPr>
@@ -1050,7 +1050,7 @@
       <w:pPr>
         <w:bidi w:val="1"/>
         <w:spacing w:after="360"/>
-        <w:jc w:val="right"/>
+        <w:jc w:val="left"/>
       </w:pPr>
       <w:r>
         <w:rPr>
@@ -1077,6 +1077,7 @@
       <w:pgMar w:top="1120" w:right="1280" w:bottom="1120" w:left="1280" w:header="720" w:footer="720" w:gutter="0"/>
       <w:cols w:space="720"/>
       <w:docGrid w:linePitch="360"/>
+      <w:bidi/>
     </w:sectPr>
   </w:body>
 </w:document>
@@ -1445,6 +1446,9 @@
     <w:name w:val="Normal"/>
     <w:qFormat/>
     <w:rsid w:val="00FC693F"/>
+    <w:pPr>
+      <w:bidi/>
+    </w:pPr>
     <w:rPr>
       <w:rFonts w:ascii="Arial" w:hAnsi="Arial" w:cs="Arial" w:eastAsia="Arial"/>
       <w:sz w:val="24"/>
